--- a/08-design-dynamic/playwork.docx
+++ b/08-design-dynamic/playwork.docx
@@ -15,14 +15,7 @@
           <w:rFonts w:ascii="David" w:hAnsi="David" w:cs="David"/>
           <w:rtl/>
         </w:rPr>
-        <w:t xml:space="preserve">מטלת רשות – רכיבים </w:t>
-      </w:r>
-      <w:r>
-        <w:rPr>
-          <w:rFonts w:ascii="David" w:hAnsi="David" w:cs="David"/>
-          <w:rtl/>
-        </w:rPr>
-        <w:t xml:space="preserve">דינאמיים </w:t>
+        <w:t xml:space="preserve">מטלת רשות – רכיבים דינאמיים </w:t>
       </w:r>
       <w:r>
         <w:rPr>
@@ -48,21 +41,7 @@
           <w:rFonts w:ascii="David" w:hAnsi="David" w:cs="David"/>
           <w:rtl/>
         </w:rPr>
-        <w:t xml:space="preserve">בשיעור למדנו על רכיבים </w:t>
-      </w:r>
-      <w:r>
-        <w:rPr>
-          <w:rFonts w:ascii="David" w:hAnsi="David" w:cs="David"/>
-          <w:rtl/>
-        </w:rPr>
-        <w:t>דינאמיים</w:t>
-      </w:r>
-      <w:r>
-        <w:rPr>
-          <w:rFonts w:ascii="David" w:hAnsi="David" w:cs="David"/>
-          <w:rtl/>
-        </w:rPr>
-        <w:t xml:space="preserve">. מטרת המטלה היא לעזור לכם להבין טוב יותר את התפקיד והחשיבות של כל רכיב במשחק, כדי שתוכלו להשתמש ברכיבים האלה טוב יותר במשחקים שלכם. </w:t>
+        <w:t xml:space="preserve">בשיעור למדנו על רכיבים דינאמיים. מטרת המטלה היא לעזור לכם להבין טוב יותר את התפקיד והחשיבות של כל רכיב במשחק, כדי שתוכלו להשתמש ברכיבים האלה טוב יותר במשחקים שלכם. </w:t>
       </w:r>
     </w:p>
     <w:p>
@@ -124,48 +103,86 @@
           <w:rFonts w:ascii="David" w:hAnsi="David" w:cs="David"/>
           <w:rtl/>
         </w:rPr>
-        <w:t xml:space="preserve"> – כדי לעזור ולהנחות את התלמידים המעוניינים לשפר את כישורי העיצוב שלהם. וגם, כדי שתוכלו להגיד בבית "אני עסוק/ה, אני עושה שיעורי בית" וללכת לשחק :-)</w:t>
+        <w:t xml:space="preserve"> – כדי לעזור </w:t>
+      </w:r>
+      <w:r>
+        <w:rPr>
+          <w:rFonts w:ascii="David" w:hAnsi="David" w:cs="David" w:hint="cs"/>
+          <w:rtl/>
+        </w:rPr>
+        <w:t>ל</w:t>
+      </w:r>
+      <w:r>
+        <w:rPr>
+          <w:rFonts w:ascii="David" w:hAnsi="David" w:cs="David"/>
+          <w:rtl/>
+        </w:rPr>
+        <w:t xml:space="preserve">תלמידים המעוניינים לשפר את כישורי העיצוב שלהם. וגם, כדי שתוכלו להגיד בבית "אני עסוק/ה, </w:t>
+      </w:r>
+      <w:r>
+        <w:rPr>
+          <w:rFonts w:ascii="David" w:hAnsi="David" w:cs="David" w:hint="cs"/>
+          <w:rtl/>
+        </w:rPr>
+        <w:t>אני מכין מטלה לאוניברסיטה</w:t>
+      </w:r>
+      <w:r>
+        <w:rPr>
+          <w:rFonts w:ascii="David" w:hAnsi="David" w:cs="David"/>
+          <w:rtl/>
+        </w:rPr>
+        <w:t xml:space="preserve">" וללכת לשחק </w:t>
+      </w:r>
+      <w:r>
+        <w:rPr>
+          <mc:AlternateContent>
+            <mc:Choice Requires="w16se">
+              <w:rFonts w:ascii="David" w:hAnsi="David" w:cs="David"/>
+            </mc:Choice>
+            <mc:Fallback>
+              <w:rFonts w:ascii="Segoe UI Emoji" w:eastAsia="Segoe UI Emoji" w:hAnsi="Segoe UI Emoji" w:cs="Segoe UI Emoji"/>
+            </mc:Fallback>
+          </mc:AlternateContent>
+          <w:rtl/>
+        </w:rPr>
+        <mc:AlternateContent>
+          <mc:Choice Requires="w16se">
+            <w16se:symEx w16se:font="Segoe UI Emoji" w16se:char="1F60A"/>
+          </mc:Choice>
+          <mc:Fallback>
+            <w:t>😊</w:t>
+          </mc:Fallback>
+        </mc:AlternateContent>
       </w:r>
     </w:p>
     <w:p>
       <w:pPr>
-        <w:pStyle w:val="Textbody"/>
-        <w:autoSpaceDN w:val="0"/>
-        <w:bidi/>
-        <w:spacing w:after="140" w:line="288" w:lineRule="auto"/>
-        <w:rPr>
-          <w:rFonts w:ascii="David" w:hAnsi="David" w:cs="David"/>
-        </w:rPr>
-      </w:pPr>
+        <w:pStyle w:val="Heading2"/>
+        <w:jc w:val="left"/>
+      </w:pPr>
+      <w:r>
+        <w:rPr>
+          <w:rFonts w:ascii="David" w:hAnsi="David" w:cs="David"/>
+          <w:rtl/>
+        </w:rPr>
+        <w:t xml:space="preserve">שאלה </w:t>
+      </w:r>
+      <w:r>
+        <w:rPr>
+          <w:rFonts w:ascii="David" w:hAnsi="David" w:cs="David"/>
+        </w:rPr>
+        <w:t>1</w:t>
+      </w:r>
+      <w:r>
+        <w:rPr>
+          <w:rFonts w:ascii="David" w:hAnsi="David" w:cs="David"/>
+          <w:rtl/>
+        </w:rPr>
+        <w:t xml:space="preserve"> : ניתוח הרכיבים הדינמיים של משחק</w:t>
+      </w:r>
     </w:p>
     <w:p>
       <w:pPr>
-        <w:pStyle w:val="Heading2"/>
-        <w:jc w:val="left"/>
-      </w:pPr>
-      <w:r>
-        <w:rPr>
-          <w:rFonts w:ascii="David" w:hAnsi="David" w:cs="David"/>
-          <w:rtl/>
-        </w:rPr>
-        <w:t xml:space="preserve">שאלה </w:t>
-      </w:r>
-      <w:r>
-        <w:rPr>
-          <w:rFonts w:ascii="David" w:hAnsi="David" w:cs="David"/>
-        </w:rPr>
-        <w:t>1</w:t>
-      </w:r>
-      <w:r>
-        <w:rPr>
-          <w:rFonts w:ascii="David" w:hAnsi="David" w:cs="David"/>
-          <w:rtl/>
-        </w:rPr>
-        <w:t xml:space="preserve"> : ניתוח הרכיבים הדינמיים של משחק</w:t>
-      </w:r>
-    </w:p>
-    <w:p>
-      <w:pPr>
         <w:pStyle w:val="Textbody"/>
         <w:bidi/>
       </w:pPr>
@@ -174,7 +191,21 @@
           <w:rFonts w:ascii="David" w:hAnsi="David" w:cs="David"/>
           <w:rtl/>
         </w:rPr>
-        <w:t>חזרו למשחק-המחשב ששיחקתם במטלה קודמת, או בחרו משחק חדש.  נתחו את המשחק ע"פ הרכיבים הדינמיים שנלמדו בשיעור. הסבירו איך כל גורם משפיע על חוויית השחקן. בפרט:</w:t>
+        <w:t xml:space="preserve">בחרו משחק </w:t>
+      </w:r>
+      <w:r>
+        <w:rPr>
+          <w:rFonts w:ascii="David" w:hAnsi="David" w:cs="David" w:hint="cs"/>
+          <w:rtl/>
+        </w:rPr>
+        <w:t xml:space="preserve">מחשב מעניין כלשהו, שחקו בו, ונתחו אותו בהתאם </w:t>
+      </w:r>
+      <w:r>
+        <w:rPr>
+          <w:rFonts w:ascii="David" w:hAnsi="David" w:cs="David"/>
+          <w:rtl/>
+        </w:rPr>
+        <w:t>הרכיבים הדינמיים שנלמדו בשיעור. הסבירו איך כל גורם משפיע על חוויית השחקן. בפרט:</w:t>
       </w:r>
     </w:p>
     <w:p>
@@ -205,14 +236,15 @@
           <w:sz w:val="24"/>
           <w:rtl/>
         </w:rPr>
-        <w:t xml:space="preserve">: תארו </w:t>
-      </w:r>
-      <w:r>
-        <w:rPr>
-          <w:rFonts w:ascii="David" w:hAnsi="David" w:cs="David"/>
+        <w:t xml:space="preserve">: </w:t>
+      </w:r>
+      <w:r>
+        <w:rPr>
+          <w:rFonts w:ascii="David" w:hAnsi="David" w:cs="David" w:hint="cs"/>
           <w:sz w:val="24"/>
-        </w:rPr>
-        <w:t>N+1</w:t>
+          <w:rtl/>
+        </w:rPr>
+        <w:t xml:space="preserve">זהו כמה </w:t>
       </w:r>
       <w:r>
         <w:rPr>
@@ -220,7 +252,7 @@
           <w:sz w:val="24"/>
           <w:rtl/>
         </w:rPr>
-        <w:t xml:space="preserve"> עצמים במשחק שיש להם מאפיינים מספריים (כגון חוזק, מהירות וכו'). מדוע לדעתכם נבחרו מספרים אלה? איך המספרים האלה משפיעים על הבחירות שלכם, כשחקנים? אילו המספרים היו משתנים – האם הייתם בוחרים אחרת?</w:t>
+        <w:t>עצמים במשחק שיש להם מאפיינים מספריים (כגון חוזק, מהירות וכו'). מדוע לדעתכם נבחרו מספרים אלה? איך המספרים האלה משפיעים על הבחירות שלכם, כשחקנים? אילו המספרים היו משתנים – האם הייתם בוחרים אחרת?</w:t>
       </w:r>
     </w:p>
     <w:p>
@@ -251,14 +283,15 @@
           <w:sz w:val="24"/>
           <w:rtl/>
         </w:rPr>
-        <w:t xml:space="preserve">: תארו </w:t>
-      </w:r>
-      <w:r>
-        <w:rPr>
-          <w:rFonts w:ascii="David" w:hAnsi="David" w:cs="David"/>
+        <w:t xml:space="preserve">: </w:t>
+      </w:r>
+      <w:r>
+        <w:rPr>
+          <w:rFonts w:ascii="David" w:hAnsi="David" w:cs="David" w:hint="cs"/>
           <w:sz w:val="24"/>
-        </w:rPr>
-        <w:t>N+1</w:t>
+          <w:rtl/>
+        </w:rPr>
+        <w:t xml:space="preserve">זהו כמה </w:t>
       </w:r>
       <w:r>
         <w:rPr>
@@ -266,7 +299,7 @@
           <w:sz w:val="24"/>
           <w:rtl/>
         </w:rPr>
-        <w:t xml:space="preserve"> עצמים במשחק </w:t>
+        <w:t xml:space="preserve">עצמים במשחק </w:t>
       </w:r>
       <w:r>
         <w:rPr>
@@ -719,7 +752,6 @@
           <w:rFonts w:ascii="David" w:hAnsi="David" w:cs="David"/>
           <w:rtl/>
         </w:rPr>
-        <w:lastRenderedPageBreak/>
         <w:t xml:space="preserve">--- שאלה </w:t>
       </w:r>
       <w:r>
@@ -769,6 +801,7 @@
           <w:rFonts w:ascii="David" w:hAnsi="David" w:cs="David"/>
           <w:rtl/>
         </w:rPr>
+        <w:lastRenderedPageBreak/>
         <w:t xml:space="preserve">--- שאלה </w:t>
       </w:r>
       <w:r>

--- a/08-design-dynamic/playwork.docx
+++ b/08-design-dynamic/playwork.docx
@@ -124,7 +124,21 @@
           <w:rFonts w:ascii="David" w:hAnsi="David" w:cs="David" w:hint="cs"/>
           <w:rtl/>
         </w:rPr>
-        <w:t>אני מכין מטלה לאוניברסיטה</w:t>
+        <w:t xml:space="preserve">אני </w:t>
+      </w:r>
+      <w:r>
+        <w:rPr>
+          <w:rFonts w:ascii="David" w:hAnsi="David" w:cs="David" w:hint="cs"/>
+          <w:rtl/>
+        </w:rPr>
+        <w:t xml:space="preserve">עושה </w:t>
+      </w:r>
+      <w:r>
+        <w:rPr>
+          <w:rFonts w:ascii="David" w:hAnsi="David" w:cs="David" w:hint="cs"/>
+          <w:rtl/>
+        </w:rPr>
+        <w:t>מטלה לאוניברסיטה</w:t>
       </w:r>
       <w:r>
         <w:rPr>
